--- a/companies/calderwood-partners/Engagements/Brown and Sons/Meeting Minutes 2009-09-21 - Brown and Sons.docx
+++ b/companies/calderwood-partners/Engagements/Brown and Sons/Meeting Minutes 2009-09-21 - Brown and Sons.docx
@@ -7,12 +7,12 @@
         <w:pStyle w:val="Heading1"/>
       </w:pPr>
       <w:r>
-        <w:t>Working Session Minutes: Cost Transformation, Brown and Sons</w:t>
+        <w:t>Minutes: Working Session on the Cost Transformation for Brown and Sons</w:t>
       </w:r>
     </w:p>
     <w:p>
       <w:r>
-        <w:t>Prepared by Deborah Gordon, Associate, Calderwood Partners. Working session held at the client's offices. These minutes record the session at the midpoint of the engagement. Send corrections to this office within five business days; absent corrections they stand as the record.</w:t>
+        <w:t>These are the minutes of the working session we held with the client team to walk the emerging cost baseline and to agree what we would test next. We are roughly at the midpoint of the engagement, and the session was meant less to settle anything than to make sure the two sides are working from the same numbers before we turn to what can come out of them.</w:t>
       </w:r>
     </w:p>
     <w:p>
@@ -20,7 +20,7 @@
         <w:pStyle w:val="Heading2"/>
       </w:pPr>
       <w:r>
-        <w:t>Attendees</w:t>
+        <w:t>Present</w:t>
       </w:r>
     </w:p>
     <w:p>
@@ -52,7 +52,7 @@
         <w:pStyle w:val="ListBullet"/>
       </w:pPr>
       <w:r>
-        <w:t>Sandra Frazier, Vice President Finance, Brown and Sons</w:t>
+        <w:t>Sandra Frazier, VP Finance, Brown and Sons</w:t>
       </w:r>
     </w:p>
     <w:p>
@@ -60,12 +60,22 @@
         <w:pStyle w:val="Heading2"/>
       </w:pPr>
       <w:r>
-        <w:t>Purpose</w:t>
+        <w:t>What we discussed</w:t>
       </w:r>
     </w:p>
     <w:p>
       <w:r>
-        <w:t>The session reviewed the cost baseline and the first savings estimates for Brown and Sons at the midpoint of the work. The baseline is agreed. Discussion centered on the size of the procurement opportunity, the phasing of savings capture, and where the remaining data gaps sit. This note records what was discussed, what was decided, and who owns the follow-up.</w:t>
+        <w:t>Michael Walker opened by reminding us where the work stands, and Mike was careful to keep the analysis and any recommendation clearly apart, on the view that Brown and Sons should agree the facts before anyone is asked to agree what to do about them. James Green then walked the group through the reconciled baseline, which now ties out against the departmental allocations, and noted the handful of allocations still being settled between the two finance teams. He was clear that the baseline should be treated as firm everywhere except in those few lines, which he has marked in the file so that no one builds on them before they are closed.</w:t>
+      </w:r>
+    </w:p>
+    <w:p>
+      <w:r>
+        <w:t>I took the group through the benchmarking as it stands, and we spent most of the session on where the comparators suggest cost has settled without buying the business anything. We were careful not to overstate what the comparators show, since the sample is still being filled out, and I flagged the two functions where our read is firmest and the one where it is not yet firm at all. Sandra Frazier was helpful in cautioning us that a share of the apparent duplication reflects commitments that cannot be unwound quickly, and we agreed that our read on savings should keep what can be realized in the near term separate from what depends on those commitments running their course.</w:t>
+      </w:r>
+    </w:p>
+    <w:p>
+      <w:r>
+        <w:t>We closed the discussion by naming the questions the second half of the work turns on, which are the order in which cost can responsibly come out, the savings that can be relied upon as against those that are merely nominal, and the safeguards that keep the parts of the business that are working from being disturbed while we proceed. Nothing was presented as settled, and we agreed to hold that line until both finance teams have signed off on the figures beneath it.</w:t>
       </w:r>
     </w:p>
     <w:p>
@@ -73,72 +83,7 @@
         <w:pStyle w:val="Heading2"/>
       </w:pPr>
       <w:r>
-        <w:t>Discussion</w:t>
-      </w:r>
-    </w:p>
-    <w:p>
-      <w:r>
-        <w:t>James Green walked the baseline. It reconciles to the general ledger and to headcount records. Two pools account for most of the identified opportunity: back-office overhead and fragmented third-party spend. The vendor consolidation estimate is the single largest line. Every figure in the baseline traces to a client source; no benchmark numbers are carried in.</w:t>
-      </w:r>
-    </w:p>
-    <w:p>
-      <w:r>
-        <w:t>The overhead pool was reviewed next. The support functions cost more per unit of work than comparable operations, and the cost is concentrated in a small number of areas rather than spread evenly. No conclusion was drawn on the cause. The team will separate the part that reflects duplication across sites from the part that reflects deliberate choices before proposing any change.</w:t>
-      </w:r>
-    </w:p>
-    <w:p>
-      <w:r>
-        <w:t>Sandra Frazier questioned the consolidation figure. It rests on spend data, not yet on contract terms. The number could move once the terms are read. Action agreed to pressure-test it against the top contracts before it is presented as firm.</w:t>
-      </w:r>
-    </w:p>
-    <w:p>
-      <w:r>
-        <w:t>Mike walked the client through the two phasing options for capturing the savings. The first takes the low-risk procurement moves early and leaves the structural overhead changes for later. The second front-loads the larger structural change. Michael Walker noted the sequencing decision does not need to be made today and can wait until the estimates are validated. Sandra Frazier indicated a preference for the lower-risk sequence but did not commit.</w:t>
-      </w:r>
-    </w:p>
-    <w:p>
-      <w:r>
-        <w:t>One risk was recorded. The two smaller sites carry thinner cost data than the main operation. The gaps are named. Closing them needs a few hours from the site controllers, not a new collection effort. Until closed, the savings attributed to those sites are provisional.</w:t>
-      </w:r>
-    </w:p>
-    <w:p>
-      <w:pPr>
-        <w:pStyle w:val="Heading2"/>
-      </w:pPr>
-      <w:r>
-        <w:t>Decisions</w:t>
-      </w:r>
-    </w:p>
-    <w:p>
-      <w:pPr>
-        <w:pStyle w:val="ListBullet"/>
-      </w:pPr>
-      <w:r>
-        <w:t>The baseline is accepted as the reference for the savings case.</w:t>
-      </w:r>
-    </w:p>
-    <w:p>
-      <w:pPr>
-        <w:pStyle w:val="ListBullet"/>
-      </w:pPr>
-      <w:r>
-        <w:t>The vendor consolidation figure is held as provisional pending the contract review.</w:t>
-      </w:r>
-    </w:p>
-    <w:p>
-      <w:pPr>
-        <w:pStyle w:val="ListBullet"/>
-      </w:pPr>
-      <w:r>
-        <w:t>The phasing decision is deferred to the midpoint read-out.</w:t>
-      </w:r>
-    </w:p>
-    <w:p>
-      <w:pPr>
-        <w:pStyle w:val="Heading2"/>
-      </w:pPr>
-      <w:r>
-        <w:t>Action items</w:t>
+        <w:t>What we agreed to do</w:t>
       </w:r>
     </w:p>
     <w:tbl>
@@ -148,28 +93,14 @@
         <w:tblLook w:firstColumn="1" w:firstRow="1" w:lastColumn="0" w:lastRow="0" w:noHBand="0" w:noVBand="1" w:val="04A0"/>
       </w:tblPr>
       <w:tblGrid>
-        <w:gridCol w:w="2160"/>
-        <w:gridCol w:w="2160"/>
-        <w:gridCol w:w="2160"/>
-        <w:gridCol w:w="2160"/>
+        <w:gridCol w:w="2880"/>
+        <w:gridCol w:w="2880"/>
+        <w:gridCol w:w="2880"/>
       </w:tblGrid>
       <w:tr>
         <w:tc>
           <w:tcPr>
-            <w:tcW w:type="dxa" w:w="2160"/>
-          </w:tcPr>
-          <w:p>
-            <w:r>
-              <w:rPr>
-                <w:b/>
-              </w:rPr>
-              <w:t>No.</w:t>
-            </w:r>
-          </w:p>
-        </w:tc>
-        <w:tc>
-          <w:tcPr>
-            <w:tcW w:type="dxa" w:w="2160"/>
+            <w:tcW w:type="dxa" w:w="2880"/>
           </w:tcPr>
           <w:p>
             <w:r>
@@ -182,7 +113,7 @@
         </w:tc>
         <w:tc>
           <w:tcPr>
-            <w:tcW w:type="dxa" w:w="2160"/>
+            <w:tcW w:type="dxa" w:w="2880"/>
           </w:tcPr>
           <w:p>
             <w:r>
@@ -195,14 +126,14 @@
         </w:tc>
         <w:tc>
           <w:tcPr>
-            <w:tcW w:type="dxa" w:w="2160"/>
+            <w:tcW w:type="dxa" w:w="2880"/>
           </w:tcPr>
           <w:p>
             <w:r>
               <w:rPr>
                 <w:b/>
               </w:rPr>
-              <w:t>Due</w:t>
+              <w:t>By</w:t>
             </w:r>
           </w:p>
         </w:tc>
@@ -210,69 +141,17 @@
       <w:tr>
         <w:tc>
           <w:tcPr>
-            <w:tcW w:type="dxa" w:w="2160"/>
+            <w:tcW w:type="dxa" w:w="2880"/>
           </w:tcPr>
           <w:p>
             <w:r>
-              <w:t>1</w:t>
+              <w:t>Close the remaining cost allocations with the two finance teams and lock the reconciled baseline</w:t>
             </w:r>
           </w:p>
         </w:tc>
         <w:tc>
           <w:tcPr>
-            <w:tcW w:type="dxa" w:w="2160"/>
-          </w:tcPr>
-          <w:p>
-            <w:r>
-              <w:t>Provide contract summaries for the top vendors</w:t>
-            </w:r>
-          </w:p>
-        </w:tc>
-        <w:tc>
-          <w:tcPr>
-            <w:tcW w:type="dxa" w:w="2160"/>
-          </w:tcPr>
-          <w:p>
-            <w:r>
-              <w:t>Sandra Frazier</w:t>
-            </w:r>
-          </w:p>
-        </w:tc>
-        <w:tc>
-          <w:tcPr>
-            <w:tcW w:type="dxa" w:w="2160"/>
-          </w:tcPr>
-          <w:p>
-            <w:r>
-              <w:t>One week</w:t>
-            </w:r>
-          </w:p>
-        </w:tc>
-      </w:tr>
-      <w:tr>
-        <w:tc>
-          <w:tcPr>
-            <w:tcW w:type="dxa" w:w="2160"/>
-          </w:tcPr>
-          <w:p>
-            <w:r>
-              <w:t>2</w:t>
-            </w:r>
-          </w:p>
-        </w:tc>
-        <w:tc>
-          <w:tcPr>
-            <w:tcW w:type="dxa" w:w="2160"/>
-          </w:tcPr>
-          <w:p>
-            <w:r>
-              <w:t>Pressure-test the consolidation estimate against contract terms</w:t>
-            </w:r>
-          </w:p>
-        </w:tc>
-        <w:tc>
-          <w:tcPr>
-            <w:tcW w:type="dxa" w:w="2160"/>
+            <w:tcW w:type="dxa" w:w="2880"/>
           </w:tcPr>
           <w:p>
             <w:r>
@@ -282,11 +161,11 @@
         </w:tc>
         <w:tc>
           <w:tcPr>
-            <w:tcW w:type="dxa" w:w="2160"/>
+            <w:tcW w:type="dxa" w:w="2880"/>
           </w:tcPr>
           <w:p>
             <w:r>
-              <w:t>Two weeks</w:t>
+              <w:t>This week</w:t>
             </w:r>
           </w:p>
         </w:tc>
@@ -294,27 +173,17 @@
       <w:tr>
         <w:tc>
           <w:tcPr>
-            <w:tcW w:type="dxa" w:w="2160"/>
+            <w:tcW w:type="dxa" w:w="2880"/>
           </w:tcPr>
           <w:p>
             <w:r>
-              <w:t>3</w:t>
+              <w:t>Finish the benchmarking and draft the first read on addressable cost, with near-term savings kept separate from committed spend</w:t>
             </w:r>
           </w:p>
         </w:tc>
         <w:tc>
           <w:tcPr>
-            <w:tcW w:type="dxa" w:w="2160"/>
-          </w:tcPr>
-          <w:p>
-            <w:r>
-              <w:t>Draft the phased business case</w:t>
-            </w:r>
-          </w:p>
-        </w:tc>
-        <w:tc>
-          <w:tcPr>
-            <w:tcW w:type="dxa" w:w="2160"/>
+            <w:tcW w:type="dxa" w:w="2880"/>
           </w:tcPr>
           <w:p>
             <w:r>
@@ -324,49 +193,7 @@
         </w:tc>
         <w:tc>
           <w:tcPr>
-            <w:tcW w:type="dxa" w:w="2160"/>
-          </w:tcPr>
-          <w:p>
-            <w:r>
-              <w:t>Before next session</w:t>
-            </w:r>
-          </w:p>
-        </w:tc>
-      </w:tr>
-      <w:tr>
-        <w:tc>
-          <w:tcPr>
-            <w:tcW w:type="dxa" w:w="2160"/>
-          </w:tcPr>
-          <w:p>
-            <w:r>
-              <w:t>4</w:t>
-            </w:r>
-          </w:p>
-        </w:tc>
-        <w:tc>
-          <w:tcPr>
-            <w:tcW w:type="dxa" w:w="2160"/>
-          </w:tcPr>
-          <w:p>
-            <w:r>
-              <w:t>Confirm read-out date and attendees with Brown and Sons</w:t>
-            </w:r>
-          </w:p>
-        </w:tc>
-        <w:tc>
-          <w:tcPr>
-            <w:tcW w:type="dxa" w:w="2160"/>
-          </w:tcPr>
-          <w:p>
-            <w:r>
-              <w:t>Michael Walker</w:t>
-            </w:r>
-          </w:p>
-        </w:tc>
-        <w:tc>
-          <w:tcPr>
-            <w:tcW w:type="dxa" w:w="2160"/>
+            <w:tcW w:type="dxa" w:w="2880"/>
           </w:tcPr>
           <w:p>
             <w:r>
@@ -378,41 +205,63 @@
       <w:tr>
         <w:tc>
           <w:tcPr>
-            <w:tcW w:type="dxa" w:w="2160"/>
+            <w:tcW w:type="dxa" w:w="2880"/>
           </w:tcPr>
           <w:p>
             <w:r>
-              <w:t>5</w:t>
+              <w:t>Confirm the finance owner for the allocation sign-off and flag any commitments that cannot be unwound quickly</w:t>
             </w:r>
           </w:p>
         </w:tc>
         <w:tc>
           <w:tcPr>
-            <w:tcW w:type="dxa" w:w="2160"/>
+            <w:tcW w:type="dxa" w:w="2880"/>
           </w:tcPr>
           <w:p>
             <w:r>
-              <w:t>Close the cost-data gaps at the two smaller sites</w:t>
+              <w:t>Sandra Frazier</w:t>
             </w:r>
           </w:p>
         </w:tc>
         <w:tc>
           <w:tcPr>
-            <w:tcW w:type="dxa" w:w="2160"/>
+            <w:tcW w:type="dxa" w:w="2880"/>
           </w:tcPr>
           <w:p>
             <w:r>
-              <w:t>James Green</w:t>
+              <w:t>This week</w:t>
+            </w:r>
+          </w:p>
+        </w:tc>
+      </w:tr>
+      <w:tr>
+        <w:tc>
+          <w:tcPr>
+            <w:tcW w:type="dxa" w:w="2880"/>
+          </w:tcPr>
+          <w:p>
+            <w:r>
+              <w:t>Set the next working session and agree the agenda with the client</w:t>
             </w:r>
           </w:p>
         </w:tc>
         <w:tc>
           <w:tcPr>
-            <w:tcW w:type="dxa" w:w="2160"/>
+            <w:tcW w:type="dxa" w:w="2880"/>
           </w:tcPr>
           <w:p>
             <w:r>
-              <w:t>Two weeks</w:t>
+              <w:t>Michael Walker</w:t>
+            </w:r>
+          </w:p>
+        </w:tc>
+        <w:tc>
+          <w:tcPr>
+            <w:tcW w:type="dxa" w:w="2880"/>
+          </w:tcPr>
+          <w:p>
+            <w:r>
+              <w:t>Next session</w:t>
             </w:r>
           </w:p>
         </w:tc>
@@ -420,7 +269,7 @@
     </w:tbl>
     <w:p>
       <w:r>
-        <w:t>Next session is the midpoint read-out to client leadership. Materials will circulate once the consolidation estimate is validated and the two site data gaps are closed. Deborah Gordon will send the draft business case ahead of the session so the discussion can open on the substance rather than on the numbers.</w:t>
+        <w:t>The next working session will be set once the savings read is drafted, and our single next step is to get the outstanding allocations closed this week so that the baseline can be locked. These minutes will stand as the record of what we agreed unless a correction reaches me within the week.</w:t>
       </w:r>
     </w:p>
     <w:sectPr>
